--- a/FASE 1/EVIDENCIAS_INDIVIDUALES/Baeza_Daniel_1.2_APT122_DiarioReflexionFase1.docx
+++ b/FASE 1/EVIDENCIAS_INDIVIDUALES/Baeza_Daniel_1.2_APT122_DiarioReflexionFase1.docx
@@ -1998,7 +1998,7 @@
                 <w:sz w:val="24"/>
                 <w:szCs w:val="24"/>
               </w:rPr>
-              <w:t xml:space="preserve">Sí, la verdad es que se relacionan directamente con mis proyecciones profesionales actuales. El proyecto que más se alinea con lo que busco es </w:t>
+              <w:t>Sí. El proyecto que más se relaciona con mis proyecciones profesionales es FIX&amp;GO, porque me permite aplicar pensamiento crítico, levantamiento de requerimientos, modelado de procesos y gestión de proyectos a una solución móvil para servicios técnicos del hogar en Santiago.</w:t>
             </w:r>
             <w:r>
               <w:rPr>
@@ -2007,7 +2007,6 @@
                 <w:sz w:val="24"/>
                 <w:szCs w:val="24"/>
               </w:rPr>
-              <w:t>Fix&amp;Go</w:t>
             </w:r>
             <w:r>
               <w:rPr>
@@ -2016,7 +2015,6 @@
                 <w:sz w:val="24"/>
                 <w:szCs w:val="24"/>
               </w:rPr>
-              <w:t>, ya que me permite aplicar el pensamiento crítico, el levantamiento de requerimientos y el diseño arquitectónico para resolver una problemática operativa real en la producción de eventos.</w:t>
             </w:r>
           </w:p>
           <w:p>
@@ -2039,7 +2037,7 @@
                 <w:sz w:val="24"/>
                 <w:szCs w:val="24"/>
               </w:rPr>
-              <w:t xml:space="preserve">Eso sí, requiere un par de ajustes para alinearse perfectamente con mis objetivos. Por un lado, quiero enfocar la planificación en robustecer la documentación técnica, el modelado de procesos y la gestión del proyecto (que es el área donde me siento más seguro y donde quiero proyectarme). Por otro lado, el ajuste clave estará en profundizar en el diseño de la base de datos y en la construcción de consultas SQL para el </w:t>
+              <w:t>El ajuste principal consiste en acotar la propuesta a un MVP académico y ordenar su documentación. Mi responsabilidad será mantener requisitos, historias de usuario, backlog, planificación, acuerdos y reportes. Benjamín Olmedo asumirá la programación de la aplicación, la API y la base de datos, mientras Felipe Arce apoyará las pruebas manuales y la evidencia audiovisual. Así podré profundizar en análisis y gestión sin atribuirme tareas de backend que no forman parte de mi responsabilidad acordada.</w:t>
             </w:r>
             <w:proofErr w:type="spellStart"/>
             <w:r>
@@ -2049,7 +2047,6 @@
                 <w:sz w:val="24"/>
                 <w:szCs w:val="24"/>
               </w:rPr>
-              <w:t>backend</w:t>
             </w:r>
             <w:proofErr w:type="spellEnd"/>
             <w:r>
@@ -2059,7 +2056,6 @@
                 <w:sz w:val="24"/>
                 <w:szCs w:val="24"/>
               </w:rPr>
-              <w:t>; al ser la competencia técnica que más me cuesta, integrarla activamente en el proyecto me obligará a reforzar esa debilidad y lograr un perfil mucho más completo.</w:t>
             </w:r>
           </w:p>
           <w:p>
